--- a/mps-nivel-c/oficial/04_registros/AASP_CNJ/CR-AASPCNJ01-002_Change-Request.docx
+++ b/mps-nivel-c/oficial/04_registros/AASP_CNJ/CR-AASPCNJ01-002_Change-Request.docx
@@ -34,7 +34,7 @@
           <w:color w:val="555555"/>
           <w:sz w:val="20"/>
         </w:rPr>
-        <w:t>CR-AASPCNJ01-002   ·   Versão Data   ·   11/06/2026   ·   Timeware Brasil</w:t>
+        <w:t>CR-AASPCNJ01-002   ·   Versão 1.0   ·   11/06/2026   ·   Timeware Brasil</w:t>
       </w:r>
     </w:p>
     <w:p>

--- a/mps-nivel-c/oficial/04_registros/AASP_CNJ/CR-AASPCNJ01-002_Change-Request.docx
+++ b/mps-nivel-c/oficial/04_registros/AASP_CNJ/CR-AASPCNJ01-002_Change-Request.docx
@@ -1266,6 +1266,19 @@
       </w:pPr>
     </w:p>
     <w:p>
+      <w:r>
+        <w:rPr>
+          <w:b/>
+        </w:rPr>
+        <w:t>6. Reflexo no projeto</w:t>
+      </w:r>
+    </w:p>
+    <w:p>
+      <w:r>
+        <w:t>A mudança está refletida na Planilha de Gestão GEST-AASPCNJ01 (aba Change Requests), na Matriz de Rastreabilidade (RF07–RF12) e na baseline de configuração (GCO-AASPCNJ01-001). O esforço adicional foi absorvido na Fase 5; o atraso de ~30 dias foi acordado com o cliente (ver RAC-AASPCNJ01-001 e MED-AASPCNJ01-001).</w:t>
+      </w:r>
+    </w:p>
+    <w:p>
       <w:pPr>
         <w:pStyle w:val="Heading1"/>
         <w:keepNext/>

--- a/mps-nivel-c/oficial/04_registros/AASP_CNJ/CR-AASPCNJ01-002_Change-Request.docx
+++ b/mps-nivel-c/oficial/04_registros/AASP_CNJ/CR-AASPCNJ01-002_Change-Request.docx
@@ -1470,7 +1470,7 @@
                 <w:i w:val="0"/>
                 <w:sz w:val="20"/>
               </w:rPr>
-              <w:t>11/06/2026</w:t>
+              <w:t>25/05/2026</w:t>
             </w:r>
           </w:p>
         </w:tc>
@@ -1495,7 +1495,7 @@
                 <w:i w:val="0"/>
                 <w:sz w:val="20"/>
               </w:rPr>
-              <w:t>Time de Melhoria Contínua</w:t>
+              <w:t>Abraão Oliveira (Gerente de Projeto)</w:t>
             </w:r>
           </w:p>
         </w:tc>
@@ -1520,7 +1520,7 @@
                 <w:i w:val="0"/>
                 <w:sz w:val="20"/>
               </w:rPr>
-              <w:t>Registro do CR-AASPCNJ01-002 (aditivo da Fase 5), dando lastro formal ao escopo adicional e ao atraso de ~30 dias.</w:t>
+              <w:t>Change request — aditivo da Fase 5.</w:t>
             </w:r>
           </w:p>
         </w:tc>

--- a/mps-nivel-c/oficial/04_registros/AASP_CNJ/CR-AASPCNJ01-002_Change-Request.docx
+++ b/mps-nivel-c/oficial/04_registros/AASP_CNJ/CR-AASPCNJ01-002_Change-Request.docx
@@ -394,7 +394,7 @@
                 <w:i w:val="0"/>
                 <w:sz w:val="20"/>
               </w:rPr>
-              <w:t>11/06/2026</w:t>
+              <w:t>20/05/2026</w:t>
             </w:r>
           </w:p>
         </w:tc>
@@ -1470,7 +1470,7 @@
                 <w:i w:val="0"/>
                 <w:sz w:val="20"/>
               </w:rPr>
-              <w:t>11/06/2026</w:t>
+              <w:t>20/05/2026</w:t>
             </w:r>
           </w:p>
         </w:tc>
@@ -1495,7 +1495,7 @@
                 <w:i w:val="0"/>
                 <w:sz w:val="20"/>
               </w:rPr>
-              <w:t>Time de Melhoria Contínua</w:t>
+              <w:t>Gerente de Projeto</w:t>
             </w:r>
           </w:p>
         </w:tc>

--- a/mps-nivel-c/oficial/04_registros/AASP_CNJ/CR-AASPCNJ01-002_Change-Request.docx
+++ b/mps-nivel-c/oficial/04_registros/AASP_CNJ/CR-AASPCNJ01-002_Change-Request.docx
@@ -34,7 +34,7 @@
           <w:color w:val="555555"/>
           <w:sz w:val="20"/>
         </w:rPr>
-        <w:t>CR-AASPCNJ01-002   ·   Versão 1.0   ·   11/06/2026   ·   Timeware Brasil</w:t>
+        <w:t>CR-AASPCNJ01-002   ·   Versão 1.0   ·   20/05/2026   ·   Timeware Brasil</w:t>
       </w:r>
     </w:p>
     <w:p>
